--- a/hs-contract-service/contract-template/HomeSpace_02_Hop_Dong_Thue_Can_Ho_Chung_Cu.docx
+++ b/hs-contract-service/contract-template/HomeSpace_02_Hop_Dong_Thue_Can_Ho_Chung_Cu.docx
@@ -4,6 +4,9 @@
   <w:body>
     <w:p>
       <w:pPr>
+        <w:keepNext w:val="0"/>
+        <w:spacing w:before="0" w:after="0" w:line="269" w:lineRule="auto"/>
+        <w:ind w:left="0"/>
         <w:jc w:val="center"/>
       </w:pPr>
       <w:r>
@@ -18,7 +21,9 @@
     </w:p>
     <w:p>
       <w:pPr>
-        <w:spacing w:after="140"/>
+        <w:keepNext w:val="0"/>
+        <w:spacing w:before="0" w:after="140" w:line="269" w:lineRule="auto"/>
+        <w:ind w:left="0"/>
         <w:jc w:val="center"/>
       </w:pPr>
       <w:r>
@@ -33,7 +38,9 @@
     </w:p>
     <w:p>
       <w:pPr>
-        <w:spacing w:after="40"/>
+        <w:keepNext w:val="0"/>
+        <w:spacing w:before="0" w:after="40" w:line="269" w:lineRule="auto"/>
+        <w:ind w:left="0"/>
         <w:jc w:val="center"/>
       </w:pPr>
       <w:r>
@@ -49,7 +56,8 @@
     <w:p>
       <w:pPr>
         <w:keepNext w:val="0"/>
-        <w:spacing w:before="0" w:after="100" w:line="276" w:lineRule="auto"/>
+        <w:spacing w:before="0" w:after="100" w:line="269" w:lineRule="auto"/>
+        <w:ind w:left="0"/>
         <w:jc w:val="center"/>
       </w:pPr>
       <w:r>
@@ -110,7 +118,9 @@
     <w:p>
       <w:pPr>
         <w:keepNext/>
-        <w:spacing w:before="100" w:after="60"/>
+        <w:spacing w:before="100" w:after="60" w:line="269" w:lineRule="auto"/>
+        <w:ind w:left="0"/>
+        <w:jc w:val="left"/>
       </w:pPr>
       <w:r>
         <w:rPr>
@@ -124,8 +134,10 @@
     </w:p>
     <w:p>
       <w:pPr>
-        <w:spacing w:after="30" w:line="264" w:lineRule="auto"/>
+        <w:keepNext w:val="0"/>
+        <w:spacing w:before="0" w:after="30" w:line="269" w:lineRule="auto"/>
         <w:ind w:left="312" w:hanging="170"/>
+        <w:jc w:val="both"/>
       </w:pPr>
       <w:r>
         <w:rPr>
@@ -139,8 +151,10 @@
     </w:p>
     <w:p>
       <w:pPr>
-        <w:spacing w:after="30" w:line="264" w:lineRule="auto"/>
+        <w:keepNext w:val="0"/>
+        <w:spacing w:before="0" w:after="30" w:line="269" w:lineRule="auto"/>
         <w:ind w:left="312" w:hanging="170"/>
+        <w:jc w:val="both"/>
       </w:pPr>
       <w:r>
         <w:rPr>
@@ -154,8 +168,10 @@
     </w:p>
     <w:p>
       <w:pPr>
-        <w:spacing w:after="30" w:line="264" w:lineRule="auto"/>
+        <w:keepNext w:val="0"/>
+        <w:spacing w:before="0" w:after="30" w:line="269" w:lineRule="auto"/>
         <w:ind w:left="312" w:hanging="170"/>
+        <w:jc w:val="both"/>
       </w:pPr>
       <w:r>
         <w:rPr>
@@ -169,8 +185,10 @@
     </w:p>
     <w:p>
       <w:pPr>
-        <w:spacing w:after="30" w:line="264" w:lineRule="auto"/>
+        <w:keepNext w:val="0"/>
+        <w:spacing w:before="0" w:after="30" w:line="269" w:lineRule="auto"/>
         <w:ind w:left="312" w:hanging="170"/>
+        <w:jc w:val="both"/>
       </w:pPr>
       <w:r>
         <w:rPr>
@@ -184,8 +202,10 @@
     </w:p>
     <w:p>
       <w:pPr>
-        <w:spacing w:after="30" w:line="264" w:lineRule="auto"/>
+        <w:keepNext w:val="0"/>
+        <w:spacing w:before="0" w:after="30" w:line="269" w:lineRule="auto"/>
         <w:ind w:left="312" w:hanging="170"/>
+        <w:jc w:val="both"/>
       </w:pPr>
       <w:r>
         <w:rPr>
@@ -199,8 +219,10 @@
     </w:p>
     <w:p>
       <w:pPr>
-        <w:spacing w:after="30" w:line="264" w:lineRule="auto"/>
+        <w:keepNext w:val="0"/>
+        <w:spacing w:before="0" w:after="30" w:line="269" w:lineRule="auto"/>
         <w:ind w:left="312" w:hanging="170"/>
+        <w:jc w:val="both"/>
       </w:pPr>
       <w:r>
         <w:rPr>
@@ -215,7 +237,9 @@
     <w:p>
       <w:pPr>
         <w:keepNext/>
-        <w:spacing w:before="100" w:after="60"/>
+        <w:spacing w:before="100" w:after="60" w:line="269" w:lineRule="auto"/>
+        <w:ind w:left="0"/>
+        <w:jc w:val="left"/>
       </w:pPr>
       <w:r>
         <w:rPr>
@@ -230,7 +254,9 @@
     <w:p>
       <w:pPr>
         <w:keepNext w:val="0"/>
-        <w:spacing w:before="0" w:after="40" w:line="276" w:lineRule="auto"/>
+        <w:spacing w:before="0" w:after="40" w:line="269" w:lineRule="auto"/>
+        <w:ind w:left="0"/>
+        <w:jc w:val="both"/>
       </w:pPr>
       <w:r>
         <w:rPr>
@@ -254,7 +280,9 @@
     <w:p>
       <w:pPr>
         <w:keepNext w:val="0"/>
-        <w:spacing w:before="0" w:after="40" w:line="276" w:lineRule="auto"/>
+        <w:spacing w:before="0" w:after="40" w:line="269" w:lineRule="auto"/>
+        <w:ind w:left="0"/>
+        <w:jc w:val="both"/>
       </w:pPr>
       <w:r>
         <w:rPr>
@@ -296,7 +324,9 @@
     <w:p>
       <w:pPr>
         <w:keepNext w:val="0"/>
-        <w:spacing w:before="0" w:after="40" w:line="276" w:lineRule="auto"/>
+        <w:spacing w:before="0" w:after="40" w:line="269" w:lineRule="auto"/>
+        <w:ind w:left="0"/>
+        <w:jc w:val="both"/>
       </w:pPr>
       <w:r>
         <w:rPr>
@@ -338,7 +368,71 @@
     <w:p>
       <w:pPr>
         <w:keepNext w:val="0"/>
-        <w:spacing w:before="0" w:after="40" w:line="276" w:lineRule="auto"/>
+        <w:spacing w:before="0" w:after="40" w:line="269" w:lineRule="auto"/>
+        <w:ind w:left="0"/>
+        <w:jc w:val="both"/>
+      </w:pPr>
+      <w:r>
+        <w:rPr>
+          <w:rFonts w:ascii="Times New Roman" w:hAnsi="Times New Roman" w:eastAsia="Times New Roman"/>
+          <w:b w:val="0"/>
+          <w:i w:val="0"/>
+          <w:sz w:val="26"/>
+        </w:rPr>
+        <w:t xml:space="preserve">Tài khoản nhận thanh toán - Chủ tài khoản: </w:t>
+      </w:r>
+      <w:r>
+        <w:rPr>
+          <w:rFonts w:ascii="Times New Roman" w:hAnsi="Times New Roman" w:eastAsia="Times New Roman"/>
+          <w:b w:val="0"/>
+          <w:i w:val="0"/>
+          <w:sz w:val="26"/>
+        </w:rPr>
+        <w:t>{{landlord.bankAccountHolder}}</w:t>
+      </w:r>
+      <w:r>
+        <w:rPr>
+          <w:rFonts w:ascii="Times New Roman" w:hAnsi="Times New Roman" w:eastAsia="Times New Roman"/>
+          <w:b w:val="0"/>
+          <w:i w:val="0"/>
+          <w:sz w:val="26"/>
+        </w:rPr>
+        <w:t xml:space="preserve">; Số tài khoản: </w:t>
+      </w:r>
+      <w:r>
+        <w:rPr>
+          <w:rFonts w:ascii="Times New Roman" w:hAnsi="Times New Roman" w:eastAsia="Times New Roman"/>
+          <w:b w:val="0"/>
+          <w:i w:val="0"/>
+          <w:sz w:val="26"/>
+        </w:rPr>
+        <w:t>{{landlord.bankAccountNumber}}</w:t>
+      </w:r>
+      <w:r>
+        <w:rPr>
+          <w:rFonts w:ascii="Times New Roman" w:hAnsi="Times New Roman" w:eastAsia="Times New Roman"/>
+          <w:b w:val="0"/>
+          <w:i w:val="0"/>
+          <w:sz w:val="26"/>
+        </w:rPr>
+        <w:t xml:space="preserve">; Ngân hàng: </w:t>
+      </w:r>
+      <w:r>
+        <w:rPr>
+          <w:rFonts w:ascii="Times New Roman" w:hAnsi="Times New Roman" w:eastAsia="Times New Roman"/>
+          <w:b w:val="0"/>
+          <w:i w:val="0"/>
+          <w:sz w:val="26"/>
+        </w:rPr>
+        <w:t>{{landlord.bankName}}</w:t>
+      </w:r>
+    </w:p>
+    <w:p>
+      <w:pPr>
+        <w:keepNext w:val="0"/>
+        <w:spacing w:before="0" w:after="40" w:line="269" w:lineRule="auto"/>
+        <w:ind w:left="0"/>
+        <w:jc w:val="both"/>
       </w:pPr>
       <w:r>
         <w:rPr>
@@ -362,7 +456,9 @@
     <w:p>
       <w:pPr>
         <w:keepNext w:val="0"/>
-        <w:spacing w:before="0" w:after="40" w:line="276" w:lineRule="auto"/>
+        <w:spacing w:before="0" w:after="40" w:line="269" w:lineRule="auto"/>
+        <w:ind w:left="0"/>
+        <w:jc w:val="both"/>
       </w:pPr>
       <w:r>
         <w:rPr>
@@ -404,7 +500,9 @@
     <w:p>
       <w:pPr>
         <w:keepNext w:val="0"/>
-        <w:spacing w:before="0" w:after="40" w:line="276" w:lineRule="auto"/>
+        <w:spacing w:before="0" w:after="40" w:line="269" w:lineRule="auto"/>
+        <w:ind w:left="0"/>
+        <w:jc w:val="both"/>
       </w:pPr>
       <w:r>
         <w:rPr>
@@ -446,7 +544,9 @@
     <w:p>
       <w:pPr>
         <w:keepNext w:val="0"/>
-        <w:spacing w:before="0" w:after="40" w:line="276" w:lineRule="auto"/>
+        <w:spacing w:before="0" w:after="40" w:line="269" w:lineRule="auto"/>
+        <w:ind w:left="0"/>
+        <w:jc w:val="both"/>
       </w:pPr>
       <w:r>
         <w:rPr>
@@ -455,7 +555,7 @@
           <w:i w:val="0"/>
           <w:sz w:val="26"/>
         </w:rPr>
-        <w:t xml:space="preserve">Số người cư trú đăng ký: </w:t>
+        <w:t xml:space="preserve">Số người cư trú: </w:t>
       </w:r>
       <w:r>
         <w:rPr>
@@ -505,8 +605,72 @@
     </w:p>
     <w:p>
       <w:pPr>
+        <w:keepNext w:val="0"/>
+        <w:spacing w:before="0" w:after="40" w:line="269" w:lineRule="auto"/>
+        <w:ind w:left="0"/>
+        <w:jc w:val="both"/>
+      </w:pPr>
+      <w:r>
+        <w:rPr>
+          <w:rFonts w:ascii="Times New Roman" w:hAnsi="Times New Roman" w:eastAsia="Times New Roman"/>
+          <w:b w:val="0"/>
+          <w:i w:val="0"/>
+          <w:sz w:val="26"/>
+        </w:rPr>
+        <w:t xml:space="preserve">Tài khoản nhận hoàn trả - Chủ tài khoản: </w:t>
+      </w:r>
+      <w:r>
+        <w:rPr>
+          <w:rFonts w:ascii="Times New Roman" w:hAnsi="Times New Roman" w:eastAsia="Times New Roman"/>
+          <w:b w:val="0"/>
+          <w:i w:val="0"/>
+          <w:sz w:val="26"/>
+        </w:rPr>
+        <w:t>{{tenant.bankAccountHolder}}</w:t>
+      </w:r>
+      <w:r>
+        <w:rPr>
+          <w:rFonts w:ascii="Times New Roman" w:hAnsi="Times New Roman" w:eastAsia="Times New Roman"/>
+          <w:b w:val="0"/>
+          <w:i w:val="0"/>
+          <w:sz w:val="26"/>
+        </w:rPr>
+        <w:t xml:space="preserve">; Số tài khoản: </w:t>
+      </w:r>
+      <w:r>
+        <w:rPr>
+          <w:rFonts w:ascii="Times New Roman" w:hAnsi="Times New Roman" w:eastAsia="Times New Roman"/>
+          <w:b w:val="0"/>
+          <w:i w:val="0"/>
+          <w:sz w:val="26"/>
+        </w:rPr>
+        <w:t>{{tenant.bankAccountNumber}}</w:t>
+      </w:r>
+      <w:r>
+        <w:rPr>
+          <w:rFonts w:ascii="Times New Roman" w:hAnsi="Times New Roman" w:eastAsia="Times New Roman"/>
+          <w:b w:val="0"/>
+          <w:i w:val="0"/>
+          <w:sz w:val="26"/>
+        </w:rPr>
+        <w:t xml:space="preserve">; Ngân hàng: </w:t>
+      </w:r>
+      <w:r>
+        <w:rPr>
+          <w:rFonts w:ascii="Times New Roman" w:hAnsi="Times New Roman" w:eastAsia="Times New Roman"/>
+          <w:b w:val="0"/>
+          <w:i w:val="0"/>
+          <w:sz w:val="26"/>
+        </w:rPr>
+        <w:t>{{tenant.bankName}}</w:t>
+      </w:r>
+    </w:p>
+    <w:p>
+      <w:pPr>
         <w:keepNext/>
-        <w:spacing w:before="100" w:after="60"/>
+        <w:spacing w:before="100" w:after="60" w:line="269" w:lineRule="auto"/>
+        <w:ind w:left="0"/>
+        <w:jc w:val="left"/>
       </w:pPr>
       <w:r>
         <w:rPr>
@@ -521,7 +685,9 @@
     <w:p>
       <w:pPr>
         <w:keepNext w:val="0"/>
-        <w:spacing w:before="0" w:after="40" w:line="276" w:lineRule="auto"/>
+        <w:spacing w:before="0" w:after="40" w:line="269" w:lineRule="auto"/>
+        <w:ind w:left="0"/>
+        <w:jc w:val="both"/>
       </w:pPr>
       <w:r>
         <w:rPr>
@@ -590,7 +756,9 @@
     <w:p>
       <w:pPr>
         <w:keepNext w:val="0"/>
-        <w:spacing w:before="0" w:after="40" w:line="276" w:lineRule="auto"/>
+        <w:spacing w:before="0" w:after="40" w:line="269" w:lineRule="auto"/>
+        <w:ind w:left="0"/>
+        <w:jc w:val="both"/>
       </w:pPr>
       <w:r>
         <w:rPr>
@@ -677,7 +845,9 @@
     <w:p>
       <w:pPr>
         <w:keepNext w:val="0"/>
-        <w:spacing w:before="0" w:after="40" w:line="276" w:lineRule="auto"/>
+        <w:spacing w:before="0" w:after="40" w:line="269" w:lineRule="auto"/>
+        <w:ind w:left="0"/>
+        <w:jc w:val="both"/>
       </w:pPr>
       <w:r>
         <w:rPr>
@@ -686,7 +856,7 @@
           <w:i w:val="0"/>
           <w:sz w:val="26"/>
         </w:rPr>
-        <w:t xml:space="preserve">1.3. Số người tối đa theo nội quy: </w:t>
+        <w:t xml:space="preserve">1.3. Số người tối đa cho phép theo nội quy: </w:t>
       </w:r>
       <w:r>
         <w:rPr>
@@ -704,7 +874,7 @@
           <w:i w:val="0"/>
           <w:sz w:val="26"/>
         </w:rPr>
-        <w:t xml:space="preserve">; Số xe tối đa: </w:t>
+        <w:t xml:space="preserve">; Số xe tối đa cho phép: </w:t>
       </w:r>
       <w:r>
         <w:rPr>
@@ -727,7 +897,10 @@
     </w:p>
     <w:p>
       <w:pPr>
-        <w:spacing w:after="20"/>
+        <w:keepNext/>
+        <w:spacing w:before="0" w:after="20" w:line="269" w:lineRule="auto"/>
+        <w:ind w:left="0"/>
+        <w:jc w:val="both"/>
       </w:pPr>
       <w:r>
         <w:rPr>
@@ -741,7 +914,9 @@
     </w:p>
     <w:p>
       <w:pPr>
-        <w:spacing w:after="60"/>
+        <w:keepNext w:val="0"/>
+        <w:spacing w:before="0" w:after="60" w:line="269" w:lineRule="auto"/>
+        <w:ind w:left="0"/>
         <w:jc w:val="center"/>
       </w:pPr>
       <w:r>
@@ -756,7 +931,8 @@
     </w:p>
     <w:p>
       <w:pPr>
-        <w:spacing w:after="40" w:line="276" w:lineRule="auto"/>
+        <w:keepNext w:val="0"/>
+        <w:spacing w:before="0" w:after="40" w:line="269" w:lineRule="auto"/>
         <w:ind w:left="0"/>
         <w:jc w:val="both"/>
       </w:pPr>
@@ -773,7 +949,9 @@
     <w:p>
       <w:pPr>
         <w:keepNext/>
-        <w:spacing w:before="100" w:after="60"/>
+        <w:spacing w:before="100" w:after="60" w:line="269" w:lineRule="auto"/>
+        <w:ind w:left="0"/>
+        <w:jc w:val="left"/>
       </w:pPr>
       <w:r>
         <w:rPr>
@@ -788,7 +966,9 @@
     <w:p>
       <w:pPr>
         <w:keepNext w:val="0"/>
-        <w:spacing w:before="0" w:after="40" w:line="276" w:lineRule="auto"/>
+        <w:spacing w:before="0" w:after="40" w:line="269" w:lineRule="auto"/>
+        <w:ind w:left="0"/>
+        <w:jc w:val="both"/>
       </w:pPr>
       <w:r>
         <w:rPr>
@@ -875,7 +1055,9 @@
     <w:p>
       <w:pPr>
         <w:keepNext w:val="0"/>
-        <w:spacing w:before="0" w:after="40" w:line="276" w:lineRule="auto"/>
+        <w:spacing w:before="0" w:after="40" w:line="269" w:lineRule="auto"/>
+        <w:ind w:left="0"/>
+        <w:jc w:val="both"/>
       </w:pPr>
       <w:r>
         <w:rPr>
@@ -908,7 +1090,9 @@
     <w:p>
       <w:pPr>
         <w:keepNext w:val="0"/>
-        <w:spacing w:before="0" w:after="40" w:line="276" w:lineRule="auto"/>
+        <w:spacing w:before="0" w:after="40" w:line="269" w:lineRule="auto"/>
+        <w:ind w:left="0"/>
+        <w:jc w:val="both"/>
       </w:pPr>
       <w:r>
         <w:rPr>
@@ -959,7 +1143,9 @@
     <w:p>
       <w:pPr>
         <w:keepNext/>
-        <w:spacing w:before="100" w:after="60"/>
+        <w:spacing w:before="100" w:after="60" w:line="269" w:lineRule="auto"/>
+        <w:ind w:left="0"/>
+        <w:jc w:val="left"/>
       </w:pPr>
       <w:r>
         <w:rPr>
@@ -968,13 +1154,15 @@
           <w:i w:val="0"/>
           <w:sz w:val="26"/>
         </w:rPr>
-        <w:t>ĐIỀU 3. GIÁ THUÊ, TIỀN CỌC VÀ PHƯƠNG THỨC THANH TOÁN</w:t>
+        <w:t>ĐIỀU 3. GIÁ THUÊ, TIỀN CỌC VÀ PHƯƠNG THỨC CHUYỂN KHOẢN TRỰC TIẾP</w:t>
       </w:r>
     </w:p>
     <w:p>
       <w:pPr>
         <w:keepNext w:val="0"/>
-        <w:spacing w:before="0" w:after="40" w:line="276" w:lineRule="auto"/>
+        <w:spacing w:before="0" w:after="40" w:line="269" w:lineRule="auto"/>
+        <w:ind w:left="0"/>
+        <w:jc w:val="both"/>
       </w:pPr>
       <w:r>
         <w:rPr>
@@ -1025,7 +1213,9 @@
     <w:p>
       <w:pPr>
         <w:keepNext w:val="0"/>
-        <w:spacing w:before="0" w:after="40" w:line="276" w:lineRule="auto"/>
+        <w:spacing w:before="0" w:after="40" w:line="269" w:lineRule="auto"/>
+        <w:ind w:left="0"/>
+        <w:jc w:val="both"/>
       </w:pPr>
       <w:r>
         <w:rPr>
@@ -1076,7 +1266,9 @@
     <w:p>
       <w:pPr>
         <w:keepNext w:val="0"/>
-        <w:spacing w:before="0" w:after="40" w:line="276" w:lineRule="auto"/>
+        <w:spacing w:before="0" w:after="40" w:line="269" w:lineRule="auto"/>
+        <w:ind w:left="0"/>
+        <w:jc w:val="both"/>
       </w:pPr>
       <w:r>
         <w:rPr>
@@ -1103,13 +1295,15 @@
           <w:i w:val="0"/>
           <w:sz w:val="26"/>
         </w:rPr>
-        <w:t xml:space="preserve"> qua nền tảng HomeSpace. Tiền thuê và tiền cọc không thanh toán trực tiếp vào tài khoản cá nhân của Bên A.</w:t>
+        <w:t>.</w:t>
       </w:r>
     </w:p>
     <w:p>
       <w:pPr>
         <w:keepNext w:val="0"/>
-        <w:spacing w:before="0" w:after="40" w:line="276" w:lineRule="auto"/>
+        <w:spacing w:before="0" w:after="40" w:line="269" w:lineRule="auto"/>
+        <w:ind w:left="0"/>
+        <w:jc w:val="both"/>
       </w:pPr>
       <w:r>
         <w:rPr>
@@ -1160,7 +1354,9 @@
     <w:p>
       <w:pPr>
         <w:keepNext w:val="0"/>
-        <w:spacing w:before="0" w:after="40" w:line="276" w:lineRule="auto"/>
+        <w:spacing w:before="0" w:after="40" w:line="269" w:lineRule="auto"/>
+        <w:ind w:left="0"/>
+        <w:jc w:val="both"/>
       </w:pPr>
       <w:r>
         <w:rPr>
@@ -1169,7 +1365,7 @@
           <w:i w:val="0"/>
           <w:sz w:val="26"/>
         </w:rPr>
-        <w:t xml:space="preserve">3.5. Điều kiện hoàn trả/khấu trừ tiền cọc: </w:t>
+        <w:t xml:space="preserve">3.5. Điều kiện hoàn trả/khấu trừ cọc: </w:t>
       </w:r>
       <w:r>
         <w:rPr>
@@ -1192,7 +1388,26 @@
     </w:p>
     <w:p>
       <w:pPr>
-        <w:spacing w:after="40" w:line="276" w:lineRule="auto"/>
+        <w:keepNext/>
+        <w:spacing w:before="0" w:after="40" w:line="269" w:lineRule="auto"/>
+        <w:ind w:left="0"/>
+        <w:jc w:val="left"/>
+      </w:pPr>
+      <w:r>
+        <w:rPr>
+          <w:rFonts w:ascii="Times New Roman" w:hAnsi="Times New Roman" w:eastAsia="Times New Roman"/>
+          <w:b w:val="0"/>
+          <w:i w:val="0"/>
+          <w:sz w:val="26"/>
+        </w:rPr>
+        <w:t>3.6. Quy định chi tiết về chuyển khoản trực tiếp và vai trò HomeSpace:</w:t>
+      </w:r>
+    </w:p>
+    <w:p>
+      <w:pPr>
+        <w:keepNext w:val="0"/>
+        <w:spacing w:before="0" w:after="40" w:line="269" w:lineRule="auto"/>
+        <w:ind w:left="198"/>
         <w:jc w:val="both"/>
       </w:pPr>
       <w:r>
@@ -1202,12 +1417,134 @@
           <w:i w:val="0"/>
           <w:sz w:val="26"/>
         </w:rPr>
-        <w:t>3.6. Trước thời điểm ký hợp đồng, Bên B đã hoàn tất thanh toán khoản tiền ban đầu qua hệ thống HomeSpace theo thông tin tại Phụ lục thanh toán đính kèm.</w:t>
+        <w:t>3.6.1. Bên B thanh toán tiền thuê, tiền đặt cọc và các khoản phải trả khác bằng hình thức chuyển khoản trực tiếp vào tài khoản do Bên A chỉ định trong Hợp đồng này hoặc tài khoản thay thế được hai bên xác nhận bằng văn bản hoặc thông điệp dữ liệu.</w:t>
       </w:r>
     </w:p>
     <w:p>
       <w:pPr>
-        <w:spacing w:after="20"/>
+        <w:keepNext w:val="0"/>
+        <w:spacing w:before="0" w:after="40" w:line="269" w:lineRule="auto"/>
+        <w:ind w:left="198"/>
+        <w:jc w:val="both"/>
+      </w:pPr>
+      <w:r>
+        <w:rPr>
+          <w:rFonts w:ascii="Times New Roman" w:hAnsi="Times New Roman" w:eastAsia="Times New Roman"/>
+          <w:b w:val="0"/>
+          <w:i w:val="0"/>
+          <w:sz w:val="26"/>
+        </w:rPr>
+        <w:t>3.6.2. HomeSpace cung cấp công cụ tính toán khoản phải trả, tạo thông tin VietQR, lưu trữ yêu cầu thanh toán và ghi nhận trạng thái do các bên khai báo. HomeSpace không nhận tiền, không giữ tiền, không chuyển tiền thay các bên và không thay thế ngân hàng xác nhận việc ghi Có hoặc ghi Nợ trên tài khoản.</w:t>
+      </w:r>
+    </w:p>
+    <w:p>
+      <w:pPr>
+        <w:keepNext w:val="0"/>
+        <w:spacing w:before="0" w:after="40" w:line="269" w:lineRule="auto"/>
+        <w:ind w:left="198"/>
+        <w:jc w:val="both"/>
+      </w:pPr>
+      <w:r>
+        <w:rPr>
+          <w:rFonts w:ascii="Times New Roman" w:hAnsi="Times New Roman" w:eastAsia="Times New Roman"/>
+          <w:b w:val="0"/>
+          <w:i w:val="0"/>
+          <w:sz w:val="26"/>
+        </w:rPr>
+        <w:t>3.6.3. Một khoản thanh toán được ghi nhận hoàn tất trên HomeSpace sau khi Bên B khai báo đã thực hiện chuyển khoản và Bên A xác nhận đã nhận đủ số tiền tương ứng. Việc ghi nhận này được lập trên cơ sở xác nhận của các bên và không phải là xác nhận giao dịch do ngân hàng phát hành.</w:t>
+      </w:r>
+    </w:p>
+    <w:p>
+      <w:pPr>
+        <w:keepNext w:val="0"/>
+        <w:spacing w:before="0" w:after="40" w:line="269" w:lineRule="auto"/>
+        <w:ind w:left="198"/>
+        <w:jc w:val="both"/>
+      </w:pPr>
+      <w:r>
+        <w:rPr>
+          <w:rFonts w:ascii="Times New Roman" w:hAnsi="Times New Roman" w:eastAsia="Times New Roman"/>
+          <w:b w:val="0"/>
+          <w:i w:val="0"/>
+          <w:sz w:val="26"/>
+        </w:rPr>
+        <w:t>3.6.4. Bên B có trách nhiệm kiểm tra tên chủ tài khoản, số tài khoản, ngân hàng thụ hưởng, số tiền và nội dung chuyển khoản trước khi thực hiện. Bên A có trách nhiệm kiểm tra tài khoản nhận và xác nhận trung thực trạng thái nhận tiền.</w:t>
+      </w:r>
+    </w:p>
+    <w:p>
+      <w:pPr>
+        <w:keepNext w:val="0"/>
+        <w:spacing w:before="0" w:after="40" w:line="269" w:lineRule="auto"/>
+        <w:ind w:left="198"/>
+        <w:jc w:val="both"/>
+      </w:pPr>
+      <w:r>
+        <w:rPr>
+          <w:rFonts w:ascii="Times New Roman" w:hAnsi="Times New Roman" w:eastAsia="Times New Roman"/>
+          <w:b w:val="0"/>
+          <w:i w:val="0"/>
+          <w:sz w:val="26"/>
+        </w:rPr>
+        <w:t>3.6.5. Trường hợp thông tin khai báo giữa các bên không thống nhất, khoản thanh toán được chuyển sang trạng thái chờ đối soát. Các bên có trách nhiệm cung cấp chứng từ ngân hàng và phối hợp xác minh; HomeSpace chỉ lưu trữ thông tin, chứng từ và lịch sử xác nhận do các bên cung cấp.</w:t>
+      </w:r>
+    </w:p>
+    <w:p>
+      <w:pPr>
+        <w:keepNext w:val="0"/>
+        <w:spacing w:before="0" w:after="40" w:line="269" w:lineRule="auto"/>
+        <w:ind w:left="198"/>
+        <w:jc w:val="both"/>
+      </w:pPr>
+      <w:r>
+        <w:rPr>
+          <w:rFonts w:ascii="Times New Roman" w:hAnsi="Times New Roman" w:eastAsia="Times New Roman"/>
+          <w:b w:val="0"/>
+          <w:i w:val="0"/>
+          <w:sz w:val="26"/>
+        </w:rPr>
+        <w:t>3.6.6. Mọi thay đổi tài khoản nhận thanh toán hoặc tài khoản nhận hoàn trả chỉ có hiệu lực đối với nghĩa vụ phát sinh sau khi bên còn lại đã nhận được và xác nhận thông báo thay đổi. Việc thay đổi tài khoản trên hồ sơ HomeSpace không tự động sửa đổi phiên bản hợp đồng đang có hiệu lực.</w:t>
+      </w:r>
+    </w:p>
+    <w:p>
+      <w:pPr>
+        <w:keepNext w:val="0"/>
+        <w:spacing w:before="0" w:after="40" w:line="269" w:lineRule="auto"/>
+        <w:ind w:left="198"/>
+        <w:jc w:val="both"/>
+      </w:pPr>
+      <w:r>
+        <w:rPr>
+          <w:rFonts w:ascii="Times New Roman" w:hAnsi="Times New Roman" w:eastAsia="Times New Roman"/>
+          <w:b w:val="0"/>
+          <w:i w:val="0"/>
+          <w:sz w:val="26"/>
+        </w:rPr>
+        <w:t>3.6.7. Khi chấm dứt hoặc hết hạn hợp đồng, sau khi hai bên hoàn tất bàn giao và quyết toán, Bên A chuyển khoản số tiền cọc còn phải hoàn trực tiếp vào tài khoản nhận hoàn trả của Bên B ghi trong Hợp đồng hoặc tài khoản khác được hai bên xác nhận. Việc hoàn cọc được ghi nhận hoàn tất sau khi Bên A khai báo đã chuyển và Bên B xác nhận đã nhận đủ tiền.</w:t>
+      </w:r>
+    </w:p>
+    <w:p>
+      <w:pPr>
+        <w:keepNext/>
+        <w:spacing w:before="0" w:after="40" w:line="269" w:lineRule="auto"/>
+        <w:ind w:left="0"/>
+        <w:jc w:val="left"/>
+      </w:pPr>
+      <w:r>
+        <w:rPr>
+          <w:rFonts w:ascii="Times New Roman" w:hAnsi="Times New Roman" w:eastAsia="Times New Roman"/>
+          <w:b w:val="0"/>
+          <w:i w:val="0"/>
+          <w:sz w:val="26"/>
+        </w:rPr>
+        <w:t>3.7. Bảng ghi nhận thanh toán ban đầu đã được hai bên xác nhận:</w:t>
+      </w:r>
+    </w:p>
+    <w:p>
+      <w:pPr>
+        <w:keepNext/>
+        <w:spacing w:before="0" w:after="20" w:line="269" w:lineRule="auto"/>
+        <w:ind w:left="0"/>
+        <w:jc w:val="both"/>
       </w:pPr>
       <w:r>
         <w:rPr>
@@ -1216,12 +1553,14 @@
           <w:i w:val="0"/>
           <w:sz w:val="26"/>
         </w:rPr>
-        <w:t>Xác nhận thanh toán ban đầu:</w:t>
+        <w:t>Thông tin thanh toán ban đầu:</w:t>
       </w:r>
     </w:p>
     <w:p>
       <w:pPr>
-        <w:spacing w:after="60"/>
+        <w:keepNext w:val="0"/>
+        <w:spacing w:before="0" w:after="60" w:line="269" w:lineRule="auto"/>
+        <w:ind w:left="0"/>
         <w:jc w:val="center"/>
       </w:pPr>
       <w:r>
@@ -1237,7 +1576,9 @@
     <w:p>
       <w:pPr>
         <w:keepNext w:val="0"/>
-        <w:spacing w:before="0" w:after="40" w:line="276" w:lineRule="auto"/>
+        <w:spacing w:before="0" w:after="40" w:line="269" w:lineRule="auto"/>
+        <w:ind w:left="0"/>
+        <w:jc w:val="both"/>
       </w:pPr>
       <w:r>
         <w:rPr>
@@ -1246,7 +1587,151 @@
           <w:i w:val="0"/>
           <w:sz w:val="26"/>
         </w:rPr>
-        <w:t xml:space="preserve">Mã giao dịch: </w:t>
+        <w:t xml:space="preserve">Mã nội dung chuyển khoản: </w:t>
+      </w:r>
+      <w:r>
+        <w:rPr>
+          <w:rFonts w:ascii="Times New Roman" w:hAnsi="Times New Roman" w:eastAsia="Times New Roman"/>
+          <w:b w:val="0"/>
+          <w:i w:val="0"/>
+          <w:sz w:val="26"/>
+        </w:rPr>
+        <w:t>{{payment.initial.transferReference}}</w:t>
+      </w:r>
+      <w:r>
+        <w:rPr>
+          <w:rFonts w:ascii="Times New Roman" w:hAnsi="Times New Roman" w:eastAsia="Times New Roman"/>
+          <w:b w:val="0"/>
+          <w:i w:val="0"/>
+          <w:sz w:val="26"/>
+        </w:rPr>
+        <w:t xml:space="preserve">; Mã tham chiếu ngân hàng: </w:t>
+      </w:r>
+      <w:r>
+        <w:rPr>
+          <w:rFonts w:ascii="Times New Roman" w:hAnsi="Times New Roman" w:eastAsia="Times New Roman"/>
+          <w:b w:val="0"/>
+          <w:i w:val="0"/>
+          <w:sz w:val="26"/>
+        </w:rPr>
+        <w:t>{{payment.initial.bankTransactionReference}}</w:t>
+      </w:r>
+      <w:r>
+        <w:rPr>
+          <w:rFonts w:ascii="Times New Roman" w:hAnsi="Times New Roman" w:eastAsia="Times New Roman"/>
+          <w:b w:val="0"/>
+          <w:i w:val="0"/>
+          <w:sz w:val="26"/>
+        </w:rPr>
+        <w:t xml:space="preserve">; Bên B khai báo chuyển: </w:t>
+      </w:r>
+      <w:r>
+        <w:rPr>
+          <w:rFonts w:ascii="Times New Roman" w:hAnsi="Times New Roman" w:eastAsia="Times New Roman"/>
+          <w:b w:val="0"/>
+          <w:i w:val="0"/>
+          <w:sz w:val="26"/>
+        </w:rPr>
+        <w:t>{{payment.initial.payerReportedAt}}</w:t>
+      </w:r>
+      <w:r>
+        <w:rPr>
+          <w:rFonts w:ascii="Times New Roman" w:hAnsi="Times New Roman" w:eastAsia="Times New Roman"/>
+          <w:b w:val="0"/>
+          <w:i w:val="0"/>
+          <w:sz w:val="26"/>
+        </w:rPr>
+        <w:t xml:space="preserve">; Bên A xác nhận nhận: </w:t>
+      </w:r>
+      <w:r>
+        <w:rPr>
+          <w:rFonts w:ascii="Times New Roman" w:hAnsi="Times New Roman" w:eastAsia="Times New Roman"/>
+          <w:b w:val="0"/>
+          <w:i w:val="0"/>
+          <w:sz w:val="26"/>
+        </w:rPr>
+        <w:t>{{payment.initial.payeeConfirmedAt}}</w:t>
+      </w:r>
+      <w:r>
+        <w:rPr>
+          <w:rFonts w:ascii="Times New Roman" w:hAnsi="Times New Roman" w:eastAsia="Times New Roman"/>
+          <w:b w:val="0"/>
+          <w:i w:val="0"/>
+          <w:sz w:val="26"/>
+        </w:rPr>
+        <w:t xml:space="preserve">; Hoàn tất xác nhận hai chiều: </w:t>
+      </w:r>
+      <w:r>
+        <w:rPr>
+          <w:rFonts w:ascii="Times New Roman" w:hAnsi="Times New Roman" w:eastAsia="Times New Roman"/>
+          <w:b w:val="0"/>
+          <w:i w:val="0"/>
+          <w:sz w:val="26"/>
+        </w:rPr>
+        <w:t>{{payment.initial.confirmedAt}}</w:t>
+      </w:r>
+      <w:r>
+        <w:rPr>
+          <w:rFonts w:ascii="Times New Roman" w:hAnsi="Times New Roman" w:eastAsia="Times New Roman"/>
+          <w:b w:val="0"/>
+          <w:i w:val="0"/>
+          <w:sz w:val="26"/>
+        </w:rPr>
+        <w:t xml:space="preserve">; Trạng thái xác nhận: </w:t>
+      </w:r>
+      <w:r>
+        <w:rPr>
+          <w:rFonts w:ascii="Times New Roman" w:hAnsi="Times New Roman" w:eastAsia="Times New Roman"/>
+          <w:b w:val="0"/>
+          <w:i w:val="0"/>
+          <w:sz w:val="26"/>
+        </w:rPr>
+        <w:t>{{payment.initial.status}}</w:t>
+      </w:r>
+      <w:r>
+        <w:rPr>
+          <w:rFonts w:ascii="Times New Roman" w:hAnsi="Times New Roman" w:eastAsia="Times New Roman"/>
+          <w:b w:val="0"/>
+          <w:i w:val="0"/>
+          <w:sz w:val="26"/>
+        </w:rPr>
+        <w:t xml:space="preserve">; Tổng số tiền ban đầu: </w:t>
+      </w:r>
+      <w:r>
+        <w:rPr>
+          <w:rFonts w:ascii="Times New Roman" w:hAnsi="Times New Roman" w:eastAsia="Times New Roman"/>
+          <w:b w:val="0"/>
+          <w:i w:val="0"/>
+          <w:sz w:val="26"/>
+        </w:rPr>
+        <w:t>{{payment.initial.totalAmount}}</w:t>
+      </w:r>
+      <w:r>
+        <w:rPr>
+          <w:rFonts w:ascii="Times New Roman" w:hAnsi="Times New Roman" w:eastAsia="Times New Roman"/>
+          <w:b w:val="0"/>
+          <w:i w:val="0"/>
+          <w:sz w:val="26"/>
+        </w:rPr>
+        <w:t xml:space="preserve">; Thời điểm hoàn tất (tương thích V2): </w:t>
+      </w:r>
+      <w:r>
+        <w:rPr>
+          <w:rFonts w:ascii="Times New Roman" w:hAnsi="Times New Roman" w:eastAsia="Times New Roman"/>
+          <w:b w:val="0"/>
+          <w:i w:val="0"/>
+          <w:sz w:val="26"/>
+        </w:rPr>
+        <w:t>{{payment.initial.paidAt}}</w:t>
+      </w:r>
+      <w:r>
+        <w:rPr>
+          <w:rFonts w:ascii="Times New Roman" w:hAnsi="Times New Roman" w:eastAsia="Times New Roman"/>
+          <w:b w:val="0"/>
+          <w:i w:val="0"/>
+          <w:sz w:val="26"/>
+        </w:rPr>
+        <w:t xml:space="preserve">; Mã giao dịch đối chiếu (tương thích V2): </w:t>
       </w:r>
       <w:r>
         <w:rPr>
@@ -1264,67 +1749,15 @@
           <w:i w:val="0"/>
           <w:sz w:val="26"/>
         </w:rPr>
-        <w:t xml:space="preserve">; hoàn tất lúc: </w:t>
-      </w:r>
-      <w:r>
-        <w:rPr>
-          <w:rFonts w:ascii="Times New Roman" w:hAnsi="Times New Roman" w:eastAsia="Times New Roman"/>
-          <w:b w:val="0"/>
-          <w:i w:val="0"/>
-          <w:sz w:val="26"/>
-        </w:rPr>
-        <w:t>{{payment.initial.paidAt}}</w:t>
-      </w:r>
-      <w:r>
-        <w:rPr>
-          <w:rFonts w:ascii="Times New Roman" w:hAnsi="Times New Roman" w:eastAsia="Times New Roman"/>
-          <w:b w:val="0"/>
-          <w:i w:val="0"/>
-          <w:sz w:val="26"/>
-        </w:rPr>
-        <w:t xml:space="preserve">; trạng thái: </w:t>
-      </w:r>
-      <w:r>
-        <w:rPr>
-          <w:rFonts w:ascii="Times New Roman" w:hAnsi="Times New Roman" w:eastAsia="Times New Roman"/>
-          <w:b w:val="0"/>
-          <w:i w:val="0"/>
-          <w:sz w:val="26"/>
-        </w:rPr>
-        <w:t>{{payment.initial.status}}</w:t>
-      </w:r>
-      <w:r>
-        <w:rPr>
-          <w:rFonts w:ascii="Times New Roman" w:hAnsi="Times New Roman" w:eastAsia="Times New Roman"/>
-          <w:b w:val="0"/>
-          <w:i w:val="0"/>
-          <w:sz w:val="26"/>
-        </w:rPr>
-        <w:t xml:space="preserve">; tổng tiền ban đầu: </w:t>
-      </w:r>
-      <w:r>
-        <w:rPr>
-          <w:rFonts w:ascii="Times New Roman" w:hAnsi="Times New Roman" w:eastAsia="Times New Roman"/>
-          <w:b w:val="0"/>
-          <w:i w:val="0"/>
-          <w:sz w:val="26"/>
-        </w:rPr>
-        <w:t>{{payment.initial.totalAmount}}</w:t>
-      </w:r>
-      <w:r>
-        <w:rPr>
-          <w:rFonts w:ascii="Times New Roman" w:hAnsi="Times New Roman" w:eastAsia="Times New Roman"/>
-          <w:b w:val="0"/>
-          <w:i w:val="0"/>
-          <w:sz w:val="26"/>
-        </w:rPr>
         <w:t>.</w:t>
       </w:r>
     </w:p>
     <w:p>
       <w:pPr>
         <w:keepNext/>
-        <w:spacing w:before="100" w:after="60"/>
+        <w:spacing w:before="100" w:after="60" w:line="269" w:lineRule="auto"/>
+        <w:ind w:left="0"/>
+        <w:jc w:val="left"/>
       </w:pPr>
       <w:r>
         <w:rPr>
@@ -1338,7 +1771,10 @@
     </w:p>
     <w:p>
       <w:pPr>
-        <w:spacing w:after="20"/>
+        <w:keepNext/>
+        <w:spacing w:before="0" w:after="20" w:line="269" w:lineRule="auto"/>
+        <w:ind w:left="0"/>
+        <w:jc w:val="both"/>
       </w:pPr>
       <w:r>
         <w:rPr>
@@ -1352,7 +1788,9 @@
     </w:p>
     <w:p>
       <w:pPr>
-        <w:spacing w:after="60"/>
+        <w:keepNext w:val="0"/>
+        <w:spacing w:before="0" w:after="60" w:line="269" w:lineRule="auto"/>
+        <w:ind w:left="0"/>
         <w:jc w:val="center"/>
       </w:pPr>
       <w:r>
@@ -1367,7 +1805,10 @@
     </w:p>
     <w:p>
       <w:pPr>
-        <w:spacing w:after="20"/>
+        <w:keepNext/>
+        <w:spacing w:before="0" w:after="20" w:line="269" w:lineRule="auto"/>
+        <w:ind w:left="0"/>
+        <w:jc w:val="both"/>
       </w:pPr>
       <w:r>
         <w:rPr>
@@ -1381,7 +1822,9 @@
     </w:p>
     <w:p>
       <w:pPr>
-        <w:spacing w:after="60"/>
+        <w:keepNext w:val="0"/>
+        <w:spacing w:before="0" w:after="60" w:line="269" w:lineRule="auto"/>
+        <w:ind w:left="0"/>
         <w:jc w:val="center"/>
       </w:pPr>
       <w:r>
@@ -1396,7 +1839,8 @@
     </w:p>
     <w:p>
       <w:pPr>
-        <w:spacing w:after="40" w:line="276" w:lineRule="auto"/>
+        <w:keepNext w:val="0"/>
+        <w:spacing w:before="0" w:after="40" w:line="269" w:lineRule="auto"/>
         <w:ind w:left="0"/>
         <w:jc w:val="both"/>
       </w:pPr>
@@ -1407,13 +1851,15 @@
           <w:i w:val="0"/>
           <w:sz w:val="26"/>
         </w:rPr>
-        <w:t>4.3. Đối với tiện ích dùng chung (hồ bơi, phòng gym, công viên, thang máy nếu có), Bên B được quyền sử dụng theo nội quy, khung giờ và tình trạng vận hành của Ban Quản trị / Ban Quản lý tòa nhà, không cấu thành cam kết vận hành liên tục tuyệt đối.</w:t>
+        <w:t>4.3. Đối với tiện ích dùng chung (hồ bơi, phòng gym, thang máy nếu có), Bên B được quyền sử dụng theo nội quy, khung giờ và tình trạng vận hành của Ban Quản lý tòa nhà, không cấu thành cam kết vận hành liên tục tuyệt đối.</w:t>
       </w:r>
     </w:p>
     <w:p>
       <w:pPr>
         <w:keepNext/>
-        <w:spacing w:before="100" w:after="60"/>
+        <w:spacing w:before="100" w:after="60" w:line="269" w:lineRule="auto"/>
+        <w:ind w:left="0"/>
+        <w:jc w:val="left"/>
       </w:pPr>
       <w:r>
         <w:rPr>
@@ -1427,7 +1873,10 @@
     </w:p>
     <w:p>
       <w:pPr>
-        <w:spacing w:after="20"/>
+        <w:keepNext/>
+        <w:spacing w:before="0" w:after="20" w:line="269" w:lineRule="auto"/>
+        <w:ind w:left="0"/>
+        <w:jc w:val="both"/>
       </w:pPr>
       <w:r>
         <w:rPr>
@@ -1441,7 +1890,9 @@
     </w:p>
     <w:p>
       <w:pPr>
-        <w:spacing w:after="60"/>
+        <w:keepNext w:val="0"/>
+        <w:spacing w:before="0" w:after="60" w:line="269" w:lineRule="auto"/>
+        <w:ind w:left="0"/>
         <w:jc w:val="center"/>
       </w:pPr>
       <w:r>
@@ -1456,7 +1907,8 @@
     </w:p>
     <w:p>
       <w:pPr>
-        <w:spacing w:after="40" w:line="276" w:lineRule="auto"/>
+        <w:keepNext w:val="0"/>
+        <w:spacing w:before="0" w:after="40" w:line="269" w:lineRule="auto"/>
         <w:ind w:left="0"/>
         <w:jc w:val="both"/>
       </w:pPr>
@@ -1467,13 +1919,15 @@
           <w:i w:val="0"/>
           <w:sz w:val="26"/>
         </w:rPr>
-        <w:t>5.2. Bên B có trách nhiệm giữ gìn nội thất, không tự ý đục tường, tháo gỡ thiết bị hoặc can thiệp hệ thống phòng cháy tự động (đầu phun sprinkler, đầu báo khói nhiệt).</w:t>
+        <w:t>5.2. Bên B có trách nhiệm giữ gìn nội thất, không tự ý can thiệp hệ thống phòng cháy tự động (đầu phun sprinkler, đầu báo khói).</w:t>
       </w:r>
     </w:p>
     <w:p>
       <w:pPr>
         <w:keepNext/>
-        <w:spacing w:before="100" w:after="60"/>
+        <w:spacing w:before="100" w:after="60" w:line="269" w:lineRule="auto"/>
+        <w:ind w:left="0"/>
+        <w:jc w:val="left"/>
       </w:pPr>
       <w:r>
         <w:rPr>
@@ -1487,7 +1941,8 @@
     </w:p>
     <w:p>
       <w:pPr>
-        <w:spacing w:after="40" w:line="276" w:lineRule="auto"/>
+        <w:keepNext w:val="0"/>
+        <w:spacing w:before="0" w:after="40" w:line="269" w:lineRule="auto"/>
         <w:ind w:left="0"/>
         <w:jc w:val="both"/>
       </w:pPr>
@@ -1503,7 +1958,8 @@
     </w:p>
     <w:p>
       <w:pPr>
-        <w:spacing w:after="40" w:line="276" w:lineRule="auto"/>
+        <w:keepNext w:val="0"/>
+        <w:spacing w:before="0" w:after="40" w:line="269" w:lineRule="auto"/>
         <w:ind w:left="0"/>
         <w:jc w:val="both"/>
       </w:pPr>
@@ -1514,12 +1970,13 @@
           <w:i w:val="0"/>
           <w:sz w:val="26"/>
         </w:rPr>
-        <w:t>6.2. Hỗ trợ đăng ký định mức điện nước (nếu có) và thủ tục tạm trú cho Bên B với Ban Quản lý và cơ quan có thẩm quyền.</w:t>
+        <w:t>6.2. Cung cấp tài khoản ngân hàng thụ hưởng chính xác; xác nhận kịp thời khi nhận được tiền chuyển khoản.</w:t>
       </w:r>
     </w:p>
     <w:p>
       <w:pPr>
-        <w:spacing w:after="40" w:line="276" w:lineRule="auto"/>
+        <w:keepNext w:val="0"/>
+        <w:spacing w:before="0" w:after="40" w:line="269" w:lineRule="auto"/>
         <w:ind w:left="0"/>
         <w:jc w:val="both"/>
       </w:pPr>
@@ -1530,13 +1987,15 @@
           <w:i w:val="0"/>
           <w:sz w:val="26"/>
         </w:rPr>
-        <w:t>6.3. Bảo đảm quyền sử dụng hợp pháp của Bên B trong thời hạn thuê theo hợp đồng và quy định của tòa nhà.</w:t>
+        <w:t>6.3. Hỗ trợ đăng ký định mức điện nước và thủ tục tạm trú cho Bên B với Ban Quản lý và Công an địa phương.</w:t>
       </w:r>
     </w:p>
     <w:p>
       <w:pPr>
         <w:keepNext/>
-        <w:spacing w:before="100" w:after="60"/>
+        <w:spacing w:before="100" w:after="60" w:line="269" w:lineRule="auto"/>
+        <w:ind w:left="0"/>
+        <w:jc w:val="left"/>
       </w:pPr>
       <w:r>
         <w:rPr>
@@ -1550,7 +2009,8 @@
     </w:p>
     <w:p>
       <w:pPr>
-        <w:spacing w:after="40" w:line="276" w:lineRule="auto"/>
+        <w:keepNext w:val="0"/>
+        <w:spacing w:before="0" w:after="40" w:line="269" w:lineRule="auto"/>
         <w:ind w:left="0"/>
         <w:jc w:val="both"/>
       </w:pPr>
@@ -1561,13 +2021,15 @@
           <w:i w:val="0"/>
           <w:sz w:val="26"/>
         </w:rPr>
-        <w:t>7.1. Chấp hành nghiêm chỉnh Nội quy tòa nhà chung cư, quy chế cư dân, quy định gửi xe và chuyển đồ đạc lớn.</w:t>
+        <w:t>7.1. Chấp hành nghiêm chỉnh Nội quy tòa nhà chung cư, quy chế cư dân, quy định gửi xe.</w:t>
       </w:r>
     </w:p>
     <w:p>
       <w:pPr>
         <w:keepNext w:val="0"/>
-        <w:spacing w:before="0" w:after="40" w:line="276" w:lineRule="auto"/>
+        <w:spacing w:before="0" w:after="40" w:line="269" w:lineRule="auto"/>
+        <w:ind w:left="0"/>
+        <w:jc w:val="both"/>
       </w:pPr>
       <w:r>
         <w:rPr>
@@ -1635,7 +2097,8 @@
     </w:p>
     <w:p>
       <w:pPr>
-        <w:spacing w:after="40" w:line="276" w:lineRule="auto"/>
+        <w:keepNext w:val="0"/>
+        <w:spacing w:before="0" w:after="40" w:line="269" w:lineRule="auto"/>
         <w:ind w:left="0"/>
         <w:jc w:val="both"/>
       </w:pPr>
@@ -1646,13 +2109,15 @@
           <w:i w:val="0"/>
           <w:sz w:val="26"/>
         </w:rPr>
-        <w:t>7.3. Tuân thủ quy định PCCC nhà cao tầng; không lưu trữ chất dễ cháy nổ, không thắp hương hoặc gây khói kích hoạt báo cháy giả.</w:t>
+        <w:t>7.3. Chuyển khoản tiền thuê và các chi phí đúng hạn vào tài khoản ngân hàng của Bên A.</w:t>
       </w:r>
     </w:p>
     <w:p>
       <w:pPr>
         <w:keepNext/>
-        <w:spacing w:before="100" w:after="60"/>
+        <w:spacing w:before="100" w:after="60" w:line="269" w:lineRule="auto"/>
+        <w:ind w:left="0"/>
+        <w:jc w:val="left"/>
       </w:pPr>
       <w:r>
         <w:rPr>
@@ -1666,7 +2131,8 @@
     </w:p>
     <w:p>
       <w:pPr>
-        <w:spacing w:after="40" w:line="276" w:lineRule="auto"/>
+        <w:keepNext w:val="0"/>
+        <w:spacing w:before="0" w:after="40" w:line="269" w:lineRule="auto"/>
         <w:ind w:left="0"/>
         <w:jc w:val="both"/>
       </w:pPr>
@@ -1677,13 +2143,15 @@
           <w:i w:val="0"/>
           <w:sz w:val="26"/>
         </w:rPr>
-        <w:t>8.1. Quy định vật nuôi: Chỉ được nuôi thú cưng nếu Nội quy chung cư và Bảng tiện ích cho phép; Bên B chịu hoàn toàn trách nhiệm vệ sinh, tiếng ồn trong thang máy/hành lang và bồi thường nếu xảy ra sự cố.</w:t>
+        <w:t>8.1. Quy định vật nuôi: Chỉ được nuôi thú cưng nếu Nội quy chung cư và Bảng tiện ích cho phép; Bên B chịu hoàn toàn trách nhiệm vệ sinh, an toàn và bồi thường thiệt hại do vật nuôi gây ra.</w:t>
       </w:r>
     </w:p>
     <w:p>
       <w:pPr>
         <w:keepNext w:val="0"/>
-        <w:spacing w:before="0" w:after="40" w:line="276" w:lineRule="auto"/>
+        <w:spacing w:before="0" w:after="40" w:line="269" w:lineRule="auto"/>
+        <w:ind w:left="0"/>
+        <w:jc w:val="both"/>
       </w:pPr>
       <w:r>
         <w:rPr>
@@ -1692,7 +2160,7 @@
           <w:i w:val="0"/>
           <w:sz w:val="26"/>
         </w:rPr>
-        <w:t xml:space="preserve">8.2. Điều khoản đặc biệt: </w:t>
+        <w:t xml:space="preserve">8.2. Thỏa thuận bổ sung: </w:t>
       </w:r>
       <w:r>
         <w:rPr>
@@ -1716,7 +2184,9 @@
     <w:p>
       <w:pPr>
         <w:keepNext/>
-        <w:spacing w:before="100" w:after="60"/>
+        <w:spacing w:before="100" w:after="60" w:line="269" w:lineRule="auto"/>
+        <w:ind w:left="0"/>
+        <w:jc w:val="left"/>
       </w:pPr>
       <w:r>
         <w:rPr>
@@ -1725,12 +2195,13 @@
           <w:i w:val="0"/>
           <w:sz w:val="26"/>
         </w:rPr>
-        <w:t>ĐIỀU 9. CHẤM DỨT HỢP ĐỒNG VÀ XỬ LÝ VI PHẠM</w:t>
+        <w:t>ĐIỀU 9. CHẤM DỨT HỢP ĐỒNG VÀ GIẢI QUYẾT TRANH CHẤP</w:t>
       </w:r>
     </w:p>
     <w:p>
       <w:pPr>
-        <w:spacing w:after="40" w:line="276" w:lineRule="auto"/>
+        <w:keepNext w:val="0"/>
+        <w:spacing w:before="0" w:after="40" w:line="269" w:lineRule="auto"/>
         <w:ind w:left="0"/>
         <w:jc w:val="both"/>
       </w:pPr>
@@ -1741,12 +2212,13 @@
           <w:i w:val="0"/>
           <w:sz w:val="26"/>
         </w:rPr>
-        <w:t>9.1. Việc chấm dứt hợp đồng, thời hạn thông báo trước và xử lý tiền cọc được thực hiện theo thỏa thuận hợp pháp và pháp luật áp dụng.</w:t>
+        <w:t>9.1. Khi kết thúc hợp đồng, Bên B bàn giao lại thẻ cư dân, hiện trạng căn hộ; hai bên quyết toán và thực hiện nghĩa vụ hoàn cọc bằng chuyển khoản trực tiếp theo Điều 3.</w:t>
       </w:r>
     </w:p>
     <w:p>
       <w:pPr>
-        <w:spacing w:after="40" w:line="276" w:lineRule="auto"/>
+        <w:keepNext w:val="0"/>
+        <w:spacing w:before="0" w:after="40" w:line="269" w:lineRule="auto"/>
         <w:ind w:left="0"/>
         <w:jc w:val="both"/>
       </w:pPr>
@@ -1757,13 +2229,15 @@
           <w:i w:val="0"/>
           <w:sz w:val="26"/>
         </w:rPr>
-        <w:t>9.2. Khi chấm dứt, Bên B bàn giao lại thẻ cư dân, hiện trạng căn hộ và hoàn tất công nợ dịch vụ với Ban Quản lý trong phạm vi trách nhiệm của mình.</w:t>
+        <w:t>9.2. Tranh chấp trước hết được giải quyết thông qua thương lượng; nếu không thành, các bên có quyền yêu cầu Tòa án có thẩm quyền giải quyết theo pháp luật.</w:t>
       </w:r>
     </w:p>
     <w:p>
       <w:pPr>
         <w:keepNext/>
-        <w:spacing w:before="100" w:after="60"/>
+        <w:spacing w:before="100" w:after="60" w:line="269" w:lineRule="auto"/>
+        <w:ind w:left="0"/>
+        <w:jc w:val="left"/>
       </w:pPr>
       <w:r>
         <w:rPr>
@@ -1777,7 +2251,8 @@
     </w:p>
     <w:p>
       <w:pPr>
-        <w:spacing w:after="40" w:line="276" w:lineRule="auto"/>
+        <w:keepNext w:val="0"/>
+        <w:spacing w:before="0" w:after="40" w:line="269" w:lineRule="auto"/>
         <w:ind w:left="0"/>
         <w:jc w:val="both"/>
       </w:pPr>
@@ -1788,13 +2263,15 @@
           <w:i w:val="0"/>
           <w:sz w:val="26"/>
         </w:rPr>
-        <w:t>10.1. Hợp đồng được giao kết điện tử qua nền tảng HomeSpace theo Luật Giao dịch điện tử.</w:t>
+        <w:t>10.1. Hợp đồng được giao kết điện tử/xác nhận thông qua nền tảng HomeSpace phù hợp Luật Giao dịch điện tử.</w:t>
       </w:r>
     </w:p>
     <w:p>
       <w:pPr>
         <w:keepNext w:val="0"/>
-        <w:spacing w:before="0" w:after="40" w:line="276" w:lineRule="auto"/>
+        <w:spacing w:before="0" w:after="40" w:line="269" w:lineRule="auto"/>
+        <w:ind w:left="0"/>
+        <w:jc w:val="both"/>
       </w:pPr>
       <w:r>
         <w:rPr>
@@ -1844,7 +2321,8 @@
     </w:p>
     <w:p>
       <w:pPr>
-        <w:spacing w:after="40" w:line="276" w:lineRule="auto"/>
+        <w:keepNext w:val="0"/>
+        <w:spacing w:before="0" w:after="40" w:line="269" w:lineRule="auto"/>
         <w:ind w:left="0"/>
         <w:jc w:val="both"/>
       </w:pPr>
@@ -1855,12 +2333,14 @@
           <w:i w:val="0"/>
           <w:sz w:val="26"/>
         </w:rPr>
-        <w:t>10.3. Hợp đồng có hiệu lực sau khi hai bên hoàn tất xác nhận điện tử.</w:t>
+        <w:t>10.3. Hợp đồng có hiệu lực kể từ thời điểm hai bên hoàn tất xác nhận/ký điện tử.</w:t>
       </w:r>
     </w:p>
     <w:p>
       <w:pPr>
-        <w:pageBreakBefore/>
+        <w:keepNext/>
+        <w:spacing w:before="140" w:after="80" w:line="269" w:lineRule="auto"/>
+        <w:ind w:left="0"/>
         <w:jc w:val="center"/>
       </w:pPr>
       <w:r>
@@ -1901,7 +2381,7 @@
                 <w:i w:val="0"/>
                 <w:sz w:val="26"/>
               </w:rPr>
-              <w:t>BÊN CHO THUÊ (BÊN A)</w:t>
+              <w:t>ĐẠI DIỆN BÊN A</w:t>
             </w:r>
           </w:p>
         </w:tc>
@@ -1921,7 +2401,7 @@
                 <w:i w:val="0"/>
                 <w:sz w:val="26"/>
               </w:rPr>
-              <w:t>BÊN THUÊ (BÊN B)</w:t>
+              <w:t>ĐẠI DIỆN BÊN B</w:t>
             </w:r>
           </w:p>
         </w:tc>
@@ -1996,7 +2476,9 @@
     </w:pPr>
     <w:r>
       <w:rPr>
-        <w:rFonts w:ascii="Times New Roman" w:hAnsi="Times New Roman"/>
+        <w:rFonts w:ascii="Times New Roman" w:hAnsi="Times New Roman" w:eastAsia="Times New Roman"/>
+        <w:b w:val="0"/>
+        <w:i w:val="0"/>
         <w:sz w:val="18"/>
       </w:rPr>
       <w:t xml:space="preserve">Trang </w:t>
